--- a/Resume_JamesAbitria.docx
+++ b/Resume_JamesAbitria.docx
@@ -28,10 +28,11 @@
       <w:pPr>
         <w:jc w:val="center"/>
         <w:rPr>
-          <w:rFonts w:ascii="Times New Roman" w:hAnsi="Times New Roman" w:cs="Times New Roman"/>
-          <w:color w:val="0563C1" w:themeColor="hyperlink"/>
-          <w:sz w:val="24"/>
-          <w:szCs w:val="24"/>
+          <w:rStyle w:val="Hyperlink"/>
+          <w:rFonts w:ascii="Times New Roman" w:hAnsi="Times New Roman" w:cs="Times New Roman"/>
+          <w:sz w:val="24"/>
+          <w:szCs w:val="24"/>
+          <w:u w:val="none"/>
         </w:rPr>
       </w:pPr>
       <w:r>
@@ -82,40 +83,16 @@
             <w:sz w:val="24"/>
             <w:szCs w:val="24"/>
           </w:rPr>
-          <w:t>www.linkedin.com/in/james-abitria-484846330</w:t>
+          <w:t>LinkedIn</w:t>
         </w:r>
       </w:hyperlink>
       <w:r>
         <w:rPr>
-          <w:rStyle w:val="Hyperlink"/>
-          <w:rFonts w:ascii="Times New Roman" w:hAnsi="Times New Roman" w:cs="Times New Roman"/>
-          <w:color w:val="auto"/>
-          <w:sz w:val="24"/>
-          <w:szCs w:val="24"/>
-          <w:u w:val="none"/>
-        </w:rPr>
-        <w:t xml:space="preserve"> </w:t>
-      </w:r>
-      <w:r>
-        <w:rPr>
-          <w:rStyle w:val="Hyperlink"/>
-          <w:rFonts w:ascii="Times New Roman" w:hAnsi="Times New Roman" w:cs="Times New Roman"/>
-          <w:sz w:val="24"/>
-          <w:szCs w:val="24"/>
-          <w:u w:val="none"/>
-        </w:rPr>
-        <w:t xml:space="preserve"> </w:t>
-      </w:r>
-      <w:r>
-        <w:rPr>
-          <w:rStyle w:val="Hyperlink"/>
-          <w:rFonts w:ascii="Times New Roman" w:hAnsi="Times New Roman" w:cs="Times New Roman"/>
-          <w:color w:val="000000" w:themeColor="text1"/>
-          <w:sz w:val="24"/>
-          <w:szCs w:val="24"/>
-          <w:u w:val="none"/>
-        </w:rPr>
-        <w:t xml:space="preserve">GitHub User J-Abitria: </w:t>
+          <w:rFonts w:ascii="Times New Roman" w:hAnsi="Times New Roman" w:cs="Times New Roman"/>
+          <w:sz w:val="24"/>
+          <w:szCs w:val="24"/>
+        </w:rPr>
+        <w:t xml:space="preserve"> | GitHub: </w:t>
       </w:r>
       <w:hyperlink r:id="rId7" w:history="1">
         <w:r>
@@ -125,9 +102,30 @@
             <w:sz w:val="24"/>
             <w:szCs w:val="24"/>
           </w:rPr>
-          <w:t>https://github.com/J-Abitria/GitHub_JA.git</w:t>
+          <w:t>J-Abitria</w:t>
         </w:r>
       </w:hyperlink>
+      <w:r>
+        <w:rPr>
+          <w:rStyle w:val="Hyperlink"/>
+          <w:rFonts w:ascii="Times New Roman" w:hAnsi="Times New Roman" w:cs="Times New Roman"/>
+          <w:color w:val="auto"/>
+          <w:sz w:val="24"/>
+          <w:szCs w:val="24"/>
+          <w:u w:val="none"/>
+        </w:rPr>
+        <w:t xml:space="preserve"> </w:t>
+      </w:r>
+      <w:r>
+        <w:rPr>
+          <w:rStyle w:val="Hyperlink"/>
+          <w:rFonts w:ascii="Times New Roman" w:hAnsi="Times New Roman" w:cs="Times New Roman"/>
+          <w:sz w:val="24"/>
+          <w:szCs w:val="24"/>
+          <w:u w:val="none"/>
+        </w:rPr>
+        <w:t xml:space="preserve"> </w:t>
+      </w:r>
     </w:p>
     <w:p>
       <w:pPr>
@@ -169,25 +167,25 @@
           <w:sz w:val="24"/>
           <w:szCs w:val="24"/>
         </w:rPr>
-        <w:t xml:space="preserve">Experience with multiple coding languages: C/C++, </w:t>
-      </w:r>
-      <w:r>
-        <w:rPr>
-          <w:rFonts w:ascii="Times New Roman" w:hAnsi="Times New Roman" w:cs="Times New Roman"/>
-          <w:bCs/>
-          <w:sz w:val="24"/>
-          <w:szCs w:val="24"/>
-        </w:rPr>
-        <w:t xml:space="preserve">C#, </w:t>
-      </w:r>
-      <w:r>
-        <w:rPr>
-          <w:rFonts w:ascii="Times New Roman" w:hAnsi="Times New Roman" w:cs="Times New Roman"/>
-          <w:bCs/>
-          <w:sz w:val="24"/>
-          <w:szCs w:val="24"/>
-        </w:rPr>
-        <w:t>Java, JavaScript, Python</w:t>
+        <w:t xml:space="preserve">Experience with multiple </w:t>
+      </w:r>
+      <w:r>
+        <w:rPr>
+          <w:rFonts w:ascii="Times New Roman" w:hAnsi="Times New Roman" w:cs="Times New Roman"/>
+          <w:bCs/>
+          <w:sz w:val="24"/>
+          <w:szCs w:val="24"/>
+        </w:rPr>
+        <w:t xml:space="preserve">high level </w:t>
+      </w:r>
+      <w:r>
+        <w:rPr>
+          <w:rFonts w:ascii="Times New Roman" w:hAnsi="Times New Roman" w:cs="Times New Roman"/>
+          <w:bCs/>
+          <w:sz w:val="24"/>
+          <w:szCs w:val="24"/>
+        </w:rPr>
+        <w:t>coding languages</w:t>
       </w:r>
     </w:p>
     <w:p>
@@ -211,7 +209,7 @@
           <w:sz w:val="24"/>
           <w:szCs w:val="24"/>
         </w:rPr>
-        <w:t>Strong understanding of software design principles employed in projects, coursework, and experience</w:t>
+        <w:t>Consistent work ethic, thorough and analytical with details</w:t>
       </w:r>
     </w:p>
     <w:p>
@@ -235,7 +233,7 @@
           <w:sz w:val="24"/>
           <w:szCs w:val="24"/>
         </w:rPr>
-        <w:t>Strong math background, analyzes relevant information quickly to find solutions</w:t>
+        <w:t>Strong understanding of software design principles employed in projects, coursework, and experience</w:t>
       </w:r>
     </w:p>
     <w:p>
@@ -259,6 +257,30 @@
           <w:sz w:val="24"/>
           <w:szCs w:val="24"/>
         </w:rPr>
+        <w:t>Experienced in interpersonal communication and public speaking highlighted in “Other Experience”</w:t>
+      </w:r>
+    </w:p>
+    <w:p>
+      <w:pPr>
+        <w:pStyle w:val="ListParagraph"/>
+        <w:numPr>
+          <w:ilvl w:val="0"/>
+          <w:numId w:val="1"/>
+        </w:numPr>
+        <w:rPr>
+          <w:rFonts w:ascii="Times New Roman" w:hAnsi="Times New Roman" w:cs="Times New Roman"/>
+          <w:bCs/>
+          <w:sz w:val="24"/>
+          <w:szCs w:val="24"/>
+        </w:rPr>
+      </w:pPr>
+      <w:r>
+        <w:rPr>
+          <w:rFonts w:ascii="Times New Roman" w:hAnsi="Times New Roman" w:cs="Times New Roman"/>
+          <w:bCs/>
+          <w:sz w:val="24"/>
+          <w:szCs w:val="24"/>
+        </w:rPr>
         <w:t>Avid learner, passionate about project creation and development</w:t>
       </w:r>
       <w:r>
@@ -382,6 +404,202 @@
     </w:p>
     <w:p>
       <w:pPr>
+        <w:rPr>
+          <w:rFonts w:ascii="Times New Roman" w:hAnsi="Times New Roman" w:cs="Times New Roman"/>
+          <w:b/>
+          <w:bCs/>
+          <w:sz w:val="24"/>
+          <w:szCs w:val="24"/>
+        </w:rPr>
+      </w:pPr>
+      <w:r>
+        <w:rPr>
+          <w:rFonts w:ascii="Times New Roman" w:hAnsi="Times New Roman" w:cs="Times New Roman"/>
+          <w:b/>
+          <w:bCs/>
+          <w:sz w:val="28"/>
+          <w:szCs w:val="28"/>
+        </w:rPr>
+        <w:t xml:space="preserve">Technical </w:t>
+      </w:r>
+      <w:r>
+        <w:rPr>
+          <w:rFonts w:ascii="Times New Roman" w:hAnsi="Times New Roman" w:cs="Times New Roman"/>
+          <w:b/>
+          <w:bCs/>
+          <w:sz w:val="28"/>
+          <w:szCs w:val="28"/>
+        </w:rPr>
+        <w:t>Skills</w:t>
+      </w:r>
+    </w:p>
+    <w:p>
+      <w:pPr>
+        <w:pStyle w:val="ListParagraph"/>
+        <w:numPr>
+          <w:ilvl w:val="0"/>
+          <w:numId w:val="2"/>
+        </w:numPr>
+        <w:rPr>
+          <w:rFonts w:ascii="Times New Roman" w:hAnsi="Times New Roman" w:cs="Times New Roman"/>
+          <w:b/>
+          <w:bCs/>
+          <w:sz w:val="28"/>
+          <w:szCs w:val="28"/>
+        </w:rPr>
+      </w:pPr>
+      <w:r>
+        <w:rPr>
+          <w:rFonts w:ascii="Times New Roman" w:hAnsi="Times New Roman" w:cs="Times New Roman"/>
+          <w:sz w:val="24"/>
+          <w:szCs w:val="24"/>
+        </w:rPr>
+        <w:t xml:space="preserve">C++, </w:t>
+      </w:r>
+      <w:r>
+        <w:rPr>
+          <w:rFonts w:ascii="Times New Roman" w:hAnsi="Times New Roman" w:cs="Times New Roman"/>
+          <w:sz w:val="24"/>
+          <w:szCs w:val="24"/>
+        </w:rPr>
+        <w:t xml:space="preserve">C, C#, </w:t>
+      </w:r>
+      <w:r>
+        <w:rPr>
+          <w:rFonts w:ascii="Times New Roman" w:hAnsi="Times New Roman" w:cs="Times New Roman"/>
+          <w:sz w:val="24"/>
+          <w:szCs w:val="24"/>
+        </w:rPr>
+        <w:t>Java, JavaScript, Pytho</w:t>
+      </w:r>
+      <w:r>
+        <w:rPr>
+          <w:rFonts w:ascii="Times New Roman" w:hAnsi="Times New Roman" w:cs="Times New Roman"/>
+          <w:sz w:val="24"/>
+          <w:szCs w:val="24"/>
+        </w:rPr>
+        <w:t>n</w:t>
+      </w:r>
+      <w:r>
+        <w:rPr>
+          <w:rFonts w:ascii="Times New Roman" w:hAnsi="Times New Roman" w:cs="Times New Roman"/>
+          <w:sz w:val="24"/>
+          <w:szCs w:val="24"/>
+        </w:rPr>
+        <w:t xml:space="preserve"> </w:t>
+      </w:r>
+    </w:p>
+    <w:p>
+      <w:pPr>
+        <w:pStyle w:val="ListParagraph"/>
+        <w:numPr>
+          <w:ilvl w:val="0"/>
+          <w:numId w:val="2"/>
+        </w:numPr>
+        <w:rPr>
+          <w:rFonts w:ascii="Times New Roman" w:hAnsi="Times New Roman" w:cs="Times New Roman"/>
+          <w:b/>
+          <w:bCs/>
+          <w:sz w:val="28"/>
+          <w:szCs w:val="28"/>
+        </w:rPr>
+      </w:pPr>
+      <w:r>
+        <w:rPr>
+          <w:rFonts w:ascii="Times New Roman" w:hAnsi="Times New Roman" w:cs="Times New Roman"/>
+          <w:sz w:val="24"/>
+          <w:szCs w:val="24"/>
+        </w:rPr>
+        <w:t>Ubuntu through WSL running C++ programs, using Git as version control, g++ and CMake for compilation</w:t>
+      </w:r>
+    </w:p>
+    <w:p>
+      <w:pPr>
+        <w:pStyle w:val="ListParagraph"/>
+        <w:numPr>
+          <w:ilvl w:val="0"/>
+          <w:numId w:val="2"/>
+        </w:numPr>
+        <w:rPr>
+          <w:rFonts w:ascii="Times New Roman" w:hAnsi="Times New Roman" w:cs="Times New Roman"/>
+          <w:b/>
+          <w:bCs/>
+          <w:sz w:val="24"/>
+          <w:szCs w:val="24"/>
+        </w:rPr>
+      </w:pPr>
+      <w:r>
+        <w:rPr>
+          <w:rFonts w:ascii="Times New Roman" w:hAnsi="Times New Roman" w:cs="Times New Roman"/>
+          <w:b/>
+          <w:bCs/>
+          <w:sz w:val="24"/>
+          <w:szCs w:val="24"/>
+        </w:rPr>
+        <w:t xml:space="preserve">Relevant Coursework: </w:t>
+      </w:r>
+      <w:r>
+        <w:rPr>
+          <w:rFonts w:ascii="Times New Roman" w:hAnsi="Times New Roman" w:cs="Times New Roman"/>
+          <w:sz w:val="24"/>
+          <w:szCs w:val="24"/>
+        </w:rPr>
+        <w:t>Advanced Data Structures, Intro to Computer Architecture, Language &amp; Formal Automata, Linear Algebra, Discrete Structures</w:t>
+      </w:r>
+    </w:p>
+    <w:p>
+      <w:pPr>
+        <w:rPr>
+          <w:rFonts w:ascii="Times New Roman" w:hAnsi="Times New Roman" w:cs="Times New Roman"/>
+          <w:b/>
+          <w:bCs/>
+          <w:sz w:val="28"/>
+          <w:szCs w:val="28"/>
+        </w:rPr>
+      </w:pPr>
+      <w:r>
+        <w:rPr>
+          <w:rFonts w:ascii="Times New Roman" w:hAnsi="Times New Roman" w:cs="Times New Roman"/>
+          <w:b/>
+          <w:bCs/>
+          <w:sz w:val="28"/>
+          <w:szCs w:val="28"/>
+        </w:rPr>
+        <w:t>Projects</w:t>
+      </w:r>
+    </w:p>
+    <w:p>
+      <w:pPr>
+        <w:pStyle w:val="ListParagraph"/>
+        <w:numPr>
+          <w:ilvl w:val="0"/>
+          <w:numId w:val="2"/>
+        </w:numPr>
+        <w:rPr>
+          <w:rFonts w:ascii="Times New Roman" w:hAnsi="Times New Roman" w:cs="Times New Roman"/>
+          <w:sz w:val="24"/>
+          <w:szCs w:val="24"/>
+        </w:rPr>
+      </w:pPr>
+      <w:r>
+        <w:rPr>
+          <w:rFonts w:ascii="Times New Roman" w:hAnsi="Times New Roman" w:cs="Times New Roman"/>
+          <w:sz w:val="24"/>
+          <w:szCs w:val="24"/>
+        </w:rPr>
+        <w:t>Hexapawn Computer Engine – personal project (summer 2024)</w:t>
+      </w:r>
+      <w:r>
+        <w:rPr>
+          <w:rFonts w:ascii="Times New Roman" w:hAnsi="Times New Roman" w:cs="Times New Roman"/>
+          <w:sz w:val="24"/>
+          <w:szCs w:val="24"/>
+        </w:rPr>
+        <w:t xml:space="preserve"> [C++]</w:t>
+      </w:r>
+    </w:p>
+    <w:p>
+      <w:pPr>
         <w:pStyle w:val="ListParagraph"/>
         <w:numPr>
           <w:ilvl w:val="1"/>
@@ -389,29 +607,113 @@
         </w:numPr>
         <w:rPr>
           <w:rFonts w:ascii="Times New Roman" w:hAnsi="Times New Roman" w:cs="Times New Roman"/>
-          <w:b/>
-          <w:bCs/>
-          <w:sz w:val="24"/>
-          <w:szCs w:val="24"/>
-        </w:rPr>
-      </w:pPr>
-      <w:r>
-        <w:rPr>
-          <w:rFonts w:ascii="Times New Roman" w:hAnsi="Times New Roman" w:cs="Times New Roman"/>
-          <w:b/>
-          <w:bCs/>
-          <w:sz w:val="24"/>
-          <w:szCs w:val="24"/>
-        </w:rPr>
-        <w:t xml:space="preserve">Relevant Coursework: </w:t>
-      </w:r>
-      <w:r>
-        <w:rPr>
-          <w:rFonts w:ascii="Times New Roman" w:hAnsi="Times New Roman" w:cs="Times New Roman"/>
-          <w:sz w:val="24"/>
-          <w:szCs w:val="24"/>
-        </w:rPr>
-        <w:t>Advanced Data Structures, Intro to Computer Architecture, Language &amp; Formal Automata, Linear Algebra, Discrete Structures</w:t>
+          <w:sz w:val="24"/>
+          <w:szCs w:val="24"/>
+        </w:rPr>
+      </w:pPr>
+      <w:r>
+        <w:rPr>
+          <w:rFonts w:ascii="Times New Roman" w:hAnsi="Times New Roman" w:cs="Times New Roman"/>
+          <w:sz w:val="24"/>
+          <w:szCs w:val="24"/>
+        </w:rPr>
+        <w:t>Uses general tree data structure to run a basic machine learning algorithm</w:t>
+      </w:r>
+    </w:p>
+    <w:p>
+      <w:pPr>
+        <w:pStyle w:val="ListParagraph"/>
+        <w:numPr>
+          <w:ilvl w:val="1"/>
+          <w:numId w:val="2"/>
+        </w:numPr>
+        <w:rPr>
+          <w:rFonts w:ascii="Times New Roman" w:hAnsi="Times New Roman" w:cs="Times New Roman"/>
+          <w:sz w:val="24"/>
+          <w:szCs w:val="24"/>
+        </w:rPr>
+      </w:pPr>
+      <w:r>
+        <w:rPr>
+          <w:rFonts w:ascii="Times New Roman" w:hAnsi="Times New Roman" w:cs="Times New Roman"/>
+          <w:sz w:val="24"/>
+          <w:szCs w:val="24"/>
+        </w:rPr>
+        <w:t>Starts playing random, then notes losing moves and avoids those decisions</w:t>
+      </w:r>
+    </w:p>
+    <w:p>
+      <w:pPr>
+        <w:pStyle w:val="ListParagraph"/>
+        <w:numPr>
+          <w:ilvl w:val="0"/>
+          <w:numId w:val="2"/>
+        </w:numPr>
+        <w:rPr>
+          <w:rFonts w:ascii="Times New Roman" w:hAnsi="Times New Roman" w:cs="Times New Roman"/>
+          <w:sz w:val="24"/>
+          <w:szCs w:val="24"/>
+        </w:rPr>
+      </w:pPr>
+      <w:r>
+        <w:rPr>
+          <w:rFonts w:ascii="Times New Roman" w:hAnsi="Times New Roman" w:cs="Times New Roman"/>
+          <w:sz w:val="24"/>
+          <w:szCs w:val="24"/>
+        </w:rPr>
+        <w:t>Random Maze Generator – personal project (summer 2024)</w:t>
+      </w:r>
+      <w:r>
+        <w:rPr>
+          <w:rFonts w:ascii="Times New Roman" w:hAnsi="Times New Roman" w:cs="Times New Roman"/>
+          <w:sz w:val="24"/>
+          <w:szCs w:val="24"/>
+        </w:rPr>
+        <w:t xml:space="preserve"> [C++]</w:t>
+      </w:r>
+    </w:p>
+    <w:p>
+      <w:pPr>
+        <w:pStyle w:val="ListParagraph"/>
+        <w:numPr>
+          <w:ilvl w:val="1"/>
+          <w:numId w:val="2"/>
+        </w:numPr>
+        <w:rPr>
+          <w:rFonts w:ascii="Times New Roman" w:hAnsi="Times New Roman" w:cs="Times New Roman"/>
+          <w:sz w:val="24"/>
+          <w:szCs w:val="24"/>
+        </w:rPr>
+      </w:pPr>
+      <w:r>
+        <w:rPr>
+          <w:rFonts w:ascii="Times New Roman" w:hAnsi="Times New Roman" w:cs="Times New Roman"/>
+          <w:sz w:val="24"/>
+          <w:szCs w:val="24"/>
+        </w:rPr>
+        <w:t>Utilizes iteration and vectors to store valid maze paths and generates branches of a maze</w:t>
+      </w:r>
+    </w:p>
+    <w:p>
+      <w:pPr>
+        <w:pStyle w:val="ListParagraph"/>
+        <w:numPr>
+          <w:ilvl w:val="1"/>
+          <w:numId w:val="2"/>
+        </w:numPr>
+        <w:rPr>
+          <w:rFonts w:ascii="Times New Roman" w:hAnsi="Times New Roman" w:cs="Times New Roman"/>
+          <w:sz w:val="24"/>
+          <w:szCs w:val="24"/>
+        </w:rPr>
+      </w:pPr>
+      <w:r>
+        <w:rPr>
+          <w:rFonts w:ascii="Times New Roman" w:hAnsi="Times New Roman" w:cs="Times New Roman"/>
+          <w:sz w:val="24"/>
+          <w:szCs w:val="24"/>
+        </w:rPr>
+        <w:t>Performs a depth-first search using a stack to record dead ends to solve the maze</w:t>
       </w:r>
     </w:p>
     <w:p>
@@ -432,7 +734,7 @@
           <w:sz w:val="28"/>
           <w:szCs w:val="28"/>
         </w:rPr>
-        <w:t>Skills</w:t>
+        <w:t>Experience</w:t>
       </w:r>
     </w:p>
     <w:p>
@@ -444,49 +746,125 @@
         </w:numPr>
         <w:rPr>
           <w:rFonts w:ascii="Times New Roman" w:hAnsi="Times New Roman" w:cs="Times New Roman"/>
-          <w:sz w:val="24"/>
-          <w:szCs w:val="24"/>
-        </w:rPr>
-      </w:pPr>
-      <w:r>
-        <w:rPr>
-          <w:rFonts w:ascii="Times New Roman" w:hAnsi="Times New Roman" w:cs="Times New Roman"/>
-          <w:sz w:val="24"/>
-          <w:szCs w:val="24"/>
-        </w:rPr>
-        <w:t>C/C++, Java, JavaScript, Python;</w:t>
-      </w:r>
-      <w:r>
-        <w:rPr>
-          <w:rFonts w:ascii="Times New Roman" w:hAnsi="Times New Roman" w:cs="Times New Roman"/>
-          <w:sz w:val="24"/>
-          <w:szCs w:val="24"/>
-        </w:rPr>
-        <w:t xml:space="preserve"> Ubuntu through WSL</w:t>
-      </w:r>
-      <w:r>
-        <w:rPr>
-          <w:rFonts w:ascii="Times New Roman" w:hAnsi="Times New Roman" w:cs="Times New Roman"/>
-          <w:sz w:val="24"/>
-          <w:szCs w:val="24"/>
-        </w:rPr>
-        <w:t xml:space="preserve">; </w:t>
-      </w:r>
-      <w:r>
-        <w:rPr>
-          <w:rFonts w:ascii="Times New Roman" w:hAnsi="Times New Roman" w:cs="Times New Roman"/>
-          <w:sz w:val="24"/>
-          <w:szCs w:val="24"/>
-        </w:rPr>
-        <w:t xml:space="preserve">consistent work ethic, analytical and thorough; </w:t>
-      </w:r>
-      <w:r>
-        <w:rPr>
-          <w:rFonts w:ascii="Times New Roman" w:hAnsi="Times New Roman" w:cs="Times New Roman"/>
-          <w:sz w:val="24"/>
-          <w:szCs w:val="24"/>
-        </w:rPr>
-        <w:t>strong communication skills and public speaking shown in “Other Experience”</w:t>
+          <w:b/>
+          <w:bCs/>
+          <w:sz w:val="24"/>
+          <w:szCs w:val="24"/>
+        </w:rPr>
+      </w:pPr>
+      <w:r>
+        <w:rPr>
+          <w:rFonts w:ascii="Times New Roman" w:hAnsi="Times New Roman" w:cs="Times New Roman"/>
+          <w:b/>
+          <w:bCs/>
+          <w:sz w:val="24"/>
+          <w:szCs w:val="24"/>
+        </w:rPr>
+        <w:t xml:space="preserve">CPT_S 121 TA </w:t>
+      </w:r>
+      <w:r>
+        <w:rPr>
+          <w:rFonts w:ascii="Times New Roman" w:hAnsi="Times New Roman" w:cs="Times New Roman"/>
+          <w:sz w:val="24"/>
+          <w:szCs w:val="24"/>
+        </w:rPr>
+        <w:t>– (Aug 2024 – Dec 2024) Washington State University, Pullman WA</w:t>
+      </w:r>
+    </w:p>
+    <w:p>
+      <w:pPr>
+        <w:pStyle w:val="ListParagraph"/>
+        <w:numPr>
+          <w:ilvl w:val="1"/>
+          <w:numId w:val="2"/>
+        </w:numPr>
+        <w:rPr>
+          <w:rFonts w:ascii="Times New Roman" w:hAnsi="Times New Roman" w:cs="Times New Roman"/>
+          <w:b/>
+          <w:bCs/>
+          <w:sz w:val="24"/>
+          <w:szCs w:val="24"/>
+        </w:rPr>
+      </w:pPr>
+      <w:r>
+        <w:rPr>
+          <w:rFonts w:ascii="Times New Roman" w:hAnsi="Times New Roman" w:cs="Times New Roman"/>
+          <w:sz w:val="24"/>
+          <w:szCs w:val="24"/>
+        </w:rPr>
+        <w:t>Conducted 3 hour lab sections once a week with ~20 students, 2 office hours per week</w:t>
+      </w:r>
+    </w:p>
+    <w:p>
+      <w:pPr>
+        <w:pStyle w:val="ListParagraph"/>
+        <w:numPr>
+          <w:ilvl w:val="1"/>
+          <w:numId w:val="2"/>
+        </w:numPr>
+        <w:rPr>
+          <w:rFonts w:ascii="Times New Roman" w:hAnsi="Times New Roman" w:cs="Times New Roman"/>
+          <w:b/>
+          <w:bCs/>
+          <w:sz w:val="24"/>
+          <w:szCs w:val="24"/>
+        </w:rPr>
+      </w:pPr>
+      <w:r>
+        <w:rPr>
+          <w:rFonts w:ascii="Times New Roman" w:hAnsi="Times New Roman" w:cs="Times New Roman"/>
+          <w:sz w:val="24"/>
+          <w:szCs w:val="24"/>
+        </w:rPr>
+        <w:t>Prepared lesson material on C concepts to discuss during lab, answered questions and provided guidance/debugging during lab and office hours</w:t>
+      </w:r>
+    </w:p>
+    <w:p>
+      <w:pPr>
+        <w:pStyle w:val="ListParagraph"/>
+        <w:numPr>
+          <w:ilvl w:val="1"/>
+          <w:numId w:val="2"/>
+        </w:numPr>
+        <w:rPr>
+          <w:rFonts w:ascii="Times New Roman" w:hAnsi="Times New Roman" w:cs="Times New Roman"/>
+          <w:b/>
+          <w:bCs/>
+          <w:sz w:val="24"/>
+          <w:szCs w:val="24"/>
+        </w:rPr>
+      </w:pPr>
+      <w:r>
+        <w:rPr>
+          <w:rFonts w:ascii="Times New Roman" w:hAnsi="Times New Roman" w:cs="Times New Roman"/>
+          <w:sz w:val="24"/>
+          <w:szCs w:val="24"/>
+        </w:rPr>
+        <w:t>Highlighted importance of cooperation between students and utilization of flowcharts/design plans when tackling lab tasks</w:t>
+      </w:r>
+    </w:p>
+    <w:p>
+      <w:pPr>
+        <w:pStyle w:val="ListParagraph"/>
+        <w:numPr>
+          <w:ilvl w:val="1"/>
+          <w:numId w:val="2"/>
+        </w:numPr>
+        <w:rPr>
+          <w:rFonts w:ascii="Times New Roman" w:hAnsi="Times New Roman" w:cs="Times New Roman"/>
+          <w:b/>
+          <w:bCs/>
+          <w:sz w:val="24"/>
+          <w:szCs w:val="24"/>
+        </w:rPr>
+      </w:pPr>
+      <w:r>
+        <w:rPr>
+          <w:rFonts w:ascii="Times New Roman" w:hAnsi="Times New Roman" w:cs="Times New Roman"/>
+          <w:sz w:val="24"/>
+          <w:szCs w:val="24"/>
+        </w:rPr>
+        <w:t>Responsible for grading and primary communication between students regarding performance</w:t>
       </w:r>
     </w:p>
     <w:p>
@@ -507,7 +885,7 @@
           <w:sz w:val="28"/>
           <w:szCs w:val="28"/>
         </w:rPr>
-        <w:t>Projects</w:t>
+        <w:t>Other Experience</w:t>
       </w:r>
     </w:p>
     <w:p>
@@ -519,17 +897,29 @@
         </w:numPr>
         <w:rPr>
           <w:rFonts w:ascii="Times New Roman" w:hAnsi="Times New Roman" w:cs="Times New Roman"/>
-          <w:sz w:val="24"/>
-          <w:szCs w:val="24"/>
-        </w:rPr>
-      </w:pPr>
-      <w:r>
-        <w:rPr>
-          <w:rFonts w:ascii="Times New Roman" w:hAnsi="Times New Roman" w:cs="Times New Roman"/>
-          <w:sz w:val="24"/>
-          <w:szCs w:val="24"/>
-        </w:rPr>
-        <w:t>Hexapawn Computer Engine – personal project (summer 2024)</w:t>
+          <w:b/>
+          <w:bCs/>
+          <w:sz w:val="24"/>
+          <w:szCs w:val="24"/>
+        </w:rPr>
+      </w:pPr>
+      <w:r>
+        <w:rPr>
+          <w:rFonts w:ascii="Times New Roman" w:hAnsi="Times New Roman" w:cs="Times New Roman"/>
+          <w:b/>
+          <w:bCs/>
+          <w:sz w:val="24"/>
+          <w:szCs w:val="24"/>
+        </w:rPr>
+        <w:t xml:space="preserve">Class Assistant/Assistant Instructor – </w:t>
+      </w:r>
+      <w:r>
+        <w:rPr>
+          <w:rFonts w:ascii="Times New Roman" w:hAnsi="Times New Roman" w:cs="Times New Roman"/>
+          <w:sz w:val="24"/>
+          <w:szCs w:val="24"/>
+        </w:rPr>
+        <w:t>(Dec 2021 – May 2023) CD Young’s Karate, Henderson NV</w:t>
       </w:r>
     </w:p>
     <w:p>
@@ -541,17 +931,35 @@
         </w:numPr>
         <w:rPr>
           <w:rFonts w:ascii="Times New Roman" w:hAnsi="Times New Roman" w:cs="Times New Roman"/>
-          <w:sz w:val="24"/>
-          <w:szCs w:val="24"/>
-        </w:rPr>
-      </w:pPr>
-      <w:r>
-        <w:rPr>
-          <w:rFonts w:ascii="Times New Roman" w:hAnsi="Times New Roman" w:cs="Times New Roman"/>
-          <w:sz w:val="24"/>
-          <w:szCs w:val="24"/>
-        </w:rPr>
-        <w:t>Uses general tree data structure to run a basic machine learning algorithm</w:t>
+          <w:b/>
+          <w:bCs/>
+          <w:sz w:val="24"/>
+          <w:szCs w:val="24"/>
+        </w:rPr>
+      </w:pPr>
+      <w:r>
+        <w:rPr>
+          <w:rFonts w:ascii="Times New Roman" w:hAnsi="Times New Roman" w:cs="Times New Roman"/>
+          <w:sz w:val="24"/>
+          <w:szCs w:val="24"/>
+        </w:rPr>
+        <w:t xml:space="preserve">Instructed 80-100 students per day, </w:t>
+      </w:r>
+      <w:r>
+        <w:rPr>
+          <w:rFonts w:ascii="Times New Roman" w:hAnsi="Times New Roman" w:cs="Times New Roman"/>
+          <w:sz w:val="24"/>
+          <w:szCs w:val="24"/>
+        </w:rPr>
+        <w:t xml:space="preserve">of all ages and cultures, </w:t>
+      </w:r>
+      <w:r>
+        <w:rPr>
+          <w:rFonts w:ascii="Times New Roman" w:hAnsi="Times New Roman" w:cs="Times New Roman"/>
+          <w:sz w:val="24"/>
+          <w:szCs w:val="24"/>
+        </w:rPr>
+        <w:t>2-4 times a week, 4 hour shifts</w:t>
       </w:r>
     </w:p>
     <w:p>
@@ -563,353 +971,27 @@
         </w:numPr>
         <w:rPr>
           <w:rFonts w:ascii="Times New Roman" w:hAnsi="Times New Roman" w:cs="Times New Roman"/>
-          <w:sz w:val="24"/>
-          <w:szCs w:val="24"/>
-        </w:rPr>
-      </w:pPr>
-      <w:r>
-        <w:rPr>
-          <w:rFonts w:ascii="Times New Roman" w:hAnsi="Times New Roman" w:cs="Times New Roman"/>
-          <w:sz w:val="24"/>
-          <w:szCs w:val="24"/>
-        </w:rPr>
-        <w:t>Starts playing random, then notes losing moves and avoids those decisions</w:t>
-      </w:r>
-    </w:p>
-    <w:p>
-      <w:pPr>
-        <w:pStyle w:val="ListParagraph"/>
-        <w:numPr>
-          <w:ilvl w:val="0"/>
-          <w:numId w:val="2"/>
-        </w:numPr>
-        <w:rPr>
-          <w:rFonts w:ascii="Times New Roman" w:hAnsi="Times New Roman" w:cs="Times New Roman"/>
-          <w:sz w:val="24"/>
-          <w:szCs w:val="24"/>
-        </w:rPr>
-      </w:pPr>
-      <w:r>
-        <w:rPr>
-          <w:rFonts w:ascii="Times New Roman" w:hAnsi="Times New Roman" w:cs="Times New Roman"/>
-          <w:sz w:val="24"/>
-          <w:szCs w:val="24"/>
-        </w:rPr>
-        <w:t>Random Maze Generator – personal project (summer 2024)</w:t>
-      </w:r>
-    </w:p>
-    <w:p>
-      <w:pPr>
-        <w:pStyle w:val="ListParagraph"/>
-        <w:numPr>
-          <w:ilvl w:val="1"/>
-          <w:numId w:val="2"/>
-        </w:numPr>
-        <w:rPr>
-          <w:rFonts w:ascii="Times New Roman" w:hAnsi="Times New Roman" w:cs="Times New Roman"/>
-          <w:sz w:val="24"/>
-          <w:szCs w:val="24"/>
-        </w:rPr>
-      </w:pPr>
-      <w:r>
-        <w:rPr>
-          <w:rFonts w:ascii="Times New Roman" w:hAnsi="Times New Roman" w:cs="Times New Roman"/>
-          <w:sz w:val="24"/>
-          <w:szCs w:val="24"/>
-        </w:rPr>
-        <w:t>Utilizes iteration and vectors to store valid maze paths and generates branches of a maze</w:t>
-      </w:r>
-    </w:p>
-    <w:p>
-      <w:pPr>
-        <w:pStyle w:val="ListParagraph"/>
-        <w:numPr>
-          <w:ilvl w:val="1"/>
-          <w:numId w:val="2"/>
-        </w:numPr>
-        <w:rPr>
-          <w:rFonts w:ascii="Times New Roman" w:hAnsi="Times New Roman" w:cs="Times New Roman"/>
-          <w:sz w:val="24"/>
-          <w:szCs w:val="24"/>
-        </w:rPr>
-      </w:pPr>
-      <w:r>
-        <w:rPr>
-          <w:rFonts w:ascii="Times New Roman" w:hAnsi="Times New Roman" w:cs="Times New Roman"/>
-          <w:sz w:val="24"/>
-          <w:szCs w:val="24"/>
-        </w:rPr>
-        <w:t>Performs a depth-first search using a stack to record dead ends to solve the maze</w:t>
-      </w:r>
-    </w:p>
-    <w:p>
-      <w:pPr>
-        <w:rPr>
-          <w:rFonts w:ascii="Times New Roman" w:hAnsi="Times New Roman" w:cs="Times New Roman"/>
-          <w:b/>
-          <w:bCs/>
-          <w:sz w:val="28"/>
-          <w:szCs w:val="28"/>
-        </w:rPr>
-      </w:pPr>
-      <w:r>
-        <w:rPr>
-          <w:rFonts w:ascii="Times New Roman" w:hAnsi="Times New Roman" w:cs="Times New Roman"/>
-          <w:b/>
-          <w:bCs/>
-          <w:sz w:val="28"/>
-          <w:szCs w:val="28"/>
-        </w:rPr>
-        <w:t>Experience</w:t>
-      </w:r>
-    </w:p>
-    <w:p>
-      <w:pPr>
-        <w:pStyle w:val="ListParagraph"/>
-        <w:numPr>
-          <w:ilvl w:val="0"/>
-          <w:numId w:val="2"/>
-        </w:numPr>
-        <w:rPr>
-          <w:rFonts w:ascii="Times New Roman" w:hAnsi="Times New Roman" w:cs="Times New Roman"/>
-          <w:b/>
-          <w:bCs/>
-          <w:sz w:val="24"/>
-          <w:szCs w:val="24"/>
-        </w:rPr>
-      </w:pPr>
-      <w:r>
-        <w:rPr>
-          <w:rFonts w:ascii="Times New Roman" w:hAnsi="Times New Roman" w:cs="Times New Roman"/>
-          <w:b/>
-          <w:bCs/>
-          <w:sz w:val="24"/>
-          <w:szCs w:val="24"/>
-        </w:rPr>
-        <w:t xml:space="preserve">CPT_S 121 TA </w:t>
-      </w:r>
-      <w:r>
-        <w:rPr>
-          <w:rFonts w:ascii="Times New Roman" w:hAnsi="Times New Roman" w:cs="Times New Roman"/>
-          <w:sz w:val="24"/>
-          <w:szCs w:val="24"/>
-        </w:rPr>
-        <w:t>– (Aug 2024 – Dec 2024) Washington State University, Pullman WA</w:t>
-      </w:r>
-    </w:p>
-    <w:p>
-      <w:pPr>
-        <w:pStyle w:val="ListParagraph"/>
-        <w:numPr>
-          <w:ilvl w:val="1"/>
-          <w:numId w:val="2"/>
-        </w:numPr>
-        <w:rPr>
-          <w:rFonts w:ascii="Times New Roman" w:hAnsi="Times New Roman" w:cs="Times New Roman"/>
-          <w:b/>
-          <w:bCs/>
-          <w:sz w:val="24"/>
-          <w:szCs w:val="24"/>
-        </w:rPr>
-      </w:pPr>
-      <w:r>
-        <w:rPr>
-          <w:rFonts w:ascii="Times New Roman" w:hAnsi="Times New Roman" w:cs="Times New Roman"/>
-          <w:sz w:val="24"/>
-          <w:szCs w:val="24"/>
-        </w:rPr>
-        <w:t>Ran lab sections once a week, held office hours twice a week assisting students</w:t>
-      </w:r>
-    </w:p>
-    <w:p>
-      <w:pPr>
-        <w:pStyle w:val="ListParagraph"/>
-        <w:numPr>
-          <w:ilvl w:val="1"/>
-          <w:numId w:val="2"/>
-        </w:numPr>
-        <w:rPr>
-          <w:rFonts w:ascii="Times New Roman" w:hAnsi="Times New Roman" w:cs="Times New Roman"/>
-          <w:b/>
-          <w:bCs/>
-          <w:sz w:val="24"/>
-          <w:szCs w:val="24"/>
-        </w:rPr>
-      </w:pPr>
-      <w:r>
-        <w:rPr>
-          <w:rFonts w:ascii="Times New Roman" w:hAnsi="Times New Roman" w:cs="Times New Roman"/>
-          <w:sz w:val="24"/>
-          <w:szCs w:val="24"/>
-        </w:rPr>
-        <w:t>Explained concepts of C program</w:t>
-      </w:r>
-      <w:r>
-        <w:rPr>
-          <w:rFonts w:ascii="Times New Roman" w:hAnsi="Times New Roman" w:cs="Times New Roman"/>
-          <w:sz w:val="24"/>
-          <w:szCs w:val="24"/>
-        </w:rPr>
-        <w:t>ming</w:t>
-      </w:r>
-      <w:r>
-        <w:rPr>
-          <w:rFonts w:ascii="Times New Roman" w:hAnsi="Times New Roman" w:cs="Times New Roman"/>
-          <w:sz w:val="24"/>
-          <w:szCs w:val="24"/>
-        </w:rPr>
-        <w:t xml:space="preserve"> to beginner CS students</w:t>
-      </w:r>
-    </w:p>
-    <w:p>
-      <w:pPr>
-        <w:pStyle w:val="ListParagraph"/>
-        <w:numPr>
-          <w:ilvl w:val="1"/>
-          <w:numId w:val="2"/>
-        </w:numPr>
-        <w:rPr>
-          <w:rFonts w:ascii="Times New Roman" w:hAnsi="Times New Roman" w:cs="Times New Roman"/>
-          <w:b/>
-          <w:bCs/>
-          <w:sz w:val="24"/>
-          <w:szCs w:val="24"/>
-        </w:rPr>
-      </w:pPr>
-      <w:r>
-        <w:rPr>
-          <w:rFonts w:ascii="Times New Roman" w:hAnsi="Times New Roman" w:cs="Times New Roman"/>
-          <w:sz w:val="24"/>
-          <w:szCs w:val="24"/>
-        </w:rPr>
-        <w:t>Reinforced good program design principles, analyzed errors in student programs to debug and explain how errors appeared.</w:t>
-      </w:r>
-    </w:p>
-    <w:p>
-      <w:pPr>
-        <w:rPr>
-          <w:rFonts w:ascii="Times New Roman" w:hAnsi="Times New Roman" w:cs="Times New Roman"/>
-          <w:b/>
-          <w:bCs/>
-          <w:sz w:val="28"/>
-          <w:szCs w:val="28"/>
-        </w:rPr>
-      </w:pPr>
-      <w:r>
-        <w:rPr>
-          <w:rFonts w:ascii="Times New Roman" w:hAnsi="Times New Roman" w:cs="Times New Roman"/>
-          <w:b/>
-          <w:bCs/>
-          <w:sz w:val="28"/>
-          <w:szCs w:val="28"/>
-        </w:rPr>
-        <w:t>Other Experience</w:t>
-      </w:r>
-    </w:p>
-    <w:p>
-      <w:pPr>
-        <w:pStyle w:val="ListParagraph"/>
-        <w:numPr>
-          <w:ilvl w:val="0"/>
-          <w:numId w:val="2"/>
-        </w:numPr>
-        <w:rPr>
-          <w:rFonts w:ascii="Times New Roman" w:hAnsi="Times New Roman" w:cs="Times New Roman"/>
-          <w:b/>
-          <w:bCs/>
-          <w:sz w:val="24"/>
-          <w:szCs w:val="24"/>
-        </w:rPr>
-      </w:pPr>
-      <w:r>
-        <w:rPr>
-          <w:rFonts w:ascii="Times New Roman" w:hAnsi="Times New Roman" w:cs="Times New Roman"/>
-          <w:b/>
-          <w:bCs/>
-          <w:sz w:val="24"/>
-          <w:szCs w:val="24"/>
-        </w:rPr>
-        <w:t xml:space="preserve">Class Assistant/Assistant Instructor – </w:t>
-      </w:r>
-      <w:r>
-        <w:rPr>
-          <w:rFonts w:ascii="Times New Roman" w:hAnsi="Times New Roman" w:cs="Times New Roman"/>
-          <w:sz w:val="24"/>
-          <w:szCs w:val="24"/>
-        </w:rPr>
-        <w:t>(Dec 2021 – May 2023) CD Young’s Karate, Henderson NV</w:t>
-      </w:r>
-    </w:p>
-    <w:p>
-      <w:pPr>
-        <w:pStyle w:val="ListParagraph"/>
-        <w:numPr>
-          <w:ilvl w:val="1"/>
-          <w:numId w:val="2"/>
-        </w:numPr>
-        <w:rPr>
-          <w:rFonts w:ascii="Times New Roman" w:hAnsi="Times New Roman" w:cs="Times New Roman"/>
-          <w:b/>
-          <w:bCs/>
-          <w:sz w:val="24"/>
-          <w:szCs w:val="24"/>
-        </w:rPr>
-      </w:pPr>
-      <w:r>
-        <w:rPr>
-          <w:rFonts w:ascii="Times New Roman" w:hAnsi="Times New Roman" w:cs="Times New Roman"/>
-          <w:sz w:val="24"/>
-          <w:szCs w:val="24"/>
-        </w:rPr>
-        <w:t>Instructed 80-100 students per day, 2+ times a week</w:t>
-      </w:r>
-    </w:p>
-    <w:p>
-      <w:pPr>
-        <w:pStyle w:val="ListParagraph"/>
-        <w:numPr>
-          <w:ilvl w:val="1"/>
-          <w:numId w:val="2"/>
-        </w:numPr>
-        <w:rPr>
-          <w:rFonts w:ascii="Times New Roman" w:hAnsi="Times New Roman" w:cs="Times New Roman"/>
-          <w:b/>
-          <w:bCs/>
-          <w:sz w:val="24"/>
-          <w:szCs w:val="24"/>
-        </w:rPr>
-      </w:pPr>
-      <w:r>
-        <w:rPr>
-          <w:rFonts w:ascii="Times New Roman" w:hAnsi="Times New Roman" w:cs="Times New Roman"/>
-          <w:sz w:val="24"/>
-          <w:szCs w:val="24"/>
-        </w:rPr>
-        <w:t>Interacted with families and customers of all ages and various backgrounds/cultures</w:t>
-      </w:r>
-    </w:p>
-    <w:p>
-      <w:pPr>
-        <w:pStyle w:val="ListParagraph"/>
-        <w:numPr>
-          <w:ilvl w:val="1"/>
-          <w:numId w:val="2"/>
-        </w:numPr>
-        <w:rPr>
-          <w:rFonts w:ascii="Times New Roman" w:hAnsi="Times New Roman" w:cs="Times New Roman"/>
-          <w:b/>
-          <w:bCs/>
-          <w:sz w:val="24"/>
-          <w:szCs w:val="24"/>
-        </w:rPr>
-      </w:pPr>
-      <w:r>
-        <w:rPr>
-          <w:rFonts w:ascii="Times New Roman" w:hAnsi="Times New Roman" w:cs="Times New Roman"/>
-          <w:sz w:val="24"/>
-          <w:szCs w:val="24"/>
-        </w:rPr>
-        <w:t>Reinforced strong work ethic with consistency of shifts, events, team trainings</w:t>
+          <w:b/>
+          <w:bCs/>
+          <w:sz w:val="24"/>
+          <w:szCs w:val="24"/>
+        </w:rPr>
+      </w:pPr>
+      <w:r>
+        <w:rPr>
+          <w:rFonts w:ascii="Times New Roman" w:hAnsi="Times New Roman" w:cs="Times New Roman"/>
+          <w:sz w:val="24"/>
+          <w:szCs w:val="24"/>
+        </w:rPr>
+        <w:t>Organized events and</w:t>
+      </w:r>
+      <w:r>
+        <w:rPr>
+          <w:rFonts w:ascii="Times New Roman" w:hAnsi="Times New Roman" w:cs="Times New Roman"/>
+          <w:sz w:val="24"/>
+          <w:szCs w:val="24"/>
+        </w:rPr>
+        <w:t xml:space="preserve"> performed various duties of setting up, entertaining, and cleanup every 2 weeks, 1-4 hours</w:t>
       </w:r>
     </w:p>
     <w:sectPr>
@@ -1679,6 +1761,7 @@
   <w:style w:type="character" w:default="1" w:styleId="DefaultParagraphFont">
     <w:name w:val="Default Paragraph Font"/>
     <w:uiPriority w:val="1"/>
+    <w:semiHidden/>
     <w:unhideWhenUsed/>
   </w:style>
   <w:style w:type="table" w:default="1" w:styleId="TableNormal">
